--- a/acts-sermons/docx/57_2027-11-14_우상의도시를흔든복음_행19장21-41절.docx
+++ b/acts-sermons/docx/57_2027-11-14_우상의도시를흔든복음_행19장21-41절.docx
@@ -292,7 +292,7 @@
           <w:sz w:val="24"/>
           <w:szCs w:val="24"/>
         </w:rPr>
-        <w:t xml:space="preserve">성도 여러분, 이것이 복음의 방식입니다. 복음은 칼로 우상을 부수기보다 진리로 우상의 정체를 폭로합니다. 하나님이 누구신지 알게 되면, 그동안 하나님의 자리에 앉아 있던 것들이 얼마나 초라한지 보이게 됩니다. 칼빈은 사람의 마음을 ‘우상을 만들어 내는 공장’이라고 불렀습니다. 에베소 사람들만 우상을 섬긴 것이 아닙니다. 오늘 우리 마음에도 하나님 대신 의지하는 것들이 있습니다. 복음은 그것들을 흔듭니다. 그리고 그 흔들림은 은혜의 시작입니다.</w:t>
+        <w:t xml:space="preserve">성도 여러분, 이것이 복음의 방식입니다. 복음은 칼로 우상을 부수기보다 진리로 우상의 정체를 폭로합니다. 하나님이 누구신지 알게 되면, 그동안 하나님의 자리에 앉아 있던 것들이 얼마나 초라한지 보이게 됩니다. 사람의 마음은 끊임없이 하나님 대신 의지할 무언가를 만들어 냅니다. 에베소 사람들만 우상을 섬긴 것이 아닙니다. 오늘 우리 마음에도 하나님 대신 의지하는 것들이 있습니다. 복음은 그것들을 흔듭니다. 그리고 그 흔들림은 은혜의 시작입니다.</w:t>
       </w:r>
     </w:p>
     <w:p>
@@ -412,6 +412,19 @@
     </w:p>
     <w:p>
       <w:pPr>
+        <w:spacing w:after="160" w:line="360"/>
+      </w:pPr>
+      <w:r>
+        <w:rPr>
+          <w:rFonts w:ascii="맑은 고딕" w:cs="맑은 고딕" w:eastAsia="맑은 고딕" w:hAnsi="맑은 고딕"/>
+          <w:sz w:val="24"/>
+          <w:szCs w:val="24"/>
+        </w:rPr>
+        <w:t xml:space="preserve">토마스 선교사는 살아서 조선 사람 한 명에게도 세례를 주지 못했습니다. 사람의 눈으로 보면 실패한 선교였습니다. 그러나 하나님은 그의 손에서 떨어진 말씀을 버리지 않으셨습니다. 복음의 능력은 전하는 사람의 성공에 있지 않고 말씀 자체에 있습니다. 바로 그 말씀이 오늘 우리 마음의 우상도 흔들고 있습니다.</w:t>
+      </w:r>
+    </w:p>
+    <w:p>
+      <w:pPr>
         <w:spacing w:after="80"/>
       </w:pPr>
       <w:r>
@@ -459,6 +472,19 @@
           <w:szCs w:val="24"/>
         </w:rPr>
         <w:t xml:space="preserve">오늘 말씀 앞에서 조용히 물어보십시오. “하나님 없이도 이것만 있으면 괜찮다고 생각하는 것이 무엇인가?” 복음이 그것을 흔들 때 두려워하지 마십시오. 하나님께서 우리를 무너뜨리려는 것이 아니라 참된 반석 위에 다시 세우시려는 것입니다. 말씀을 가까이하십시오. 요시야처럼 말씀 앞에서 옷을 찢는 정직함이 있을 때, 우상은 우리 삶에서 떠나기 시작합니다.</w:t>
+      </w:r>
+    </w:p>
+    <w:p>
+      <w:pPr>
+        <w:spacing w:after="160" w:line="360"/>
+      </w:pPr>
+      <w:r>
+        <w:rPr>
+          <w:rFonts w:ascii="맑은 고딕" w:cs="맑은 고딕" w:eastAsia="맑은 고딕" w:hAnsi="맑은 고딕"/>
+          <w:sz w:val="24"/>
+          <w:szCs w:val="24"/>
+        </w:rPr>
+        <w:t xml:space="preserve">또한 우상을 흔드는 일은 다른 사람을 공격하는 데서 시작하지 않는다는 것을 기억하십시오. 바울이 신전을 비방하지 않았듯, 우리도 세상을 향해 정죄의 말을 앞세우기보다 먼저 복음을 분명히 전하고 그 복음대로 사는 삶을 보여 주어야 합니다. 빛이 비치면 어둠은 저절로 물러갑니다.</w:t>
       </w:r>
     </w:p>
     <w:p>
@@ -703,6 +729,19 @@
     </w:p>
     <w:p>
       <w:pPr>
+        <w:spacing w:after="160" w:line="360"/>
+      </w:pPr>
+      <w:r>
+        <w:rPr>
+          <w:rFonts w:ascii="맑은 고딕" w:cs="맑은 고딕" w:eastAsia="맑은 고딕" w:hAnsi="맑은 고딕"/>
+          <w:sz w:val="24"/>
+          <w:szCs w:val="24"/>
+        </w:rPr>
+        <w:t xml:space="preserve">성경은 돈 자체를 악하다고 말하지 않습니다. 그러나 돈을 사랑함이 일만 악의 뿌리라고 말합니다. 코닥이 필름을 사랑한 것처럼, 우리가 지금 가진 것을 사랑하면 하나님께서 열어 주시는 새 길 앞에서도 문을 닫아 버릴 수 있습니다.</w:t>
+      </w:r>
+    </w:p>
+    <w:p>
+      <w:pPr>
         <w:spacing w:after="80"/>
       </w:pPr>
       <w:r>
@@ -750,6 +789,19 @@
           <w:szCs w:val="24"/>
         </w:rPr>
         <w:t xml:space="preserve">직장과 사업은 하나님이 주신 소중한 부르심입니다. 그러나 생업이 주인이 되면 그것은 우상이 됩니다. 이번 한 주간 지갑과 통장과 업무 일정을 주님 앞에 펼쳐 놓으십시오. 내가 돈을 섬기는지, 돈으로 하나님을 섬기는지 점검하십시오. 감추어진 탐심이 있다면 아간처럼 끝까지 숨기지 말고 지금 주님께 자백하십시오. 주님은 자백하는 자를 용서하시고 새롭게 하십니다.</w:t>
+      </w:r>
+    </w:p>
+    <w:p>
+      <w:pPr>
+        <w:spacing w:after="160" w:line="360"/>
+      </w:pPr>
+      <w:r>
+        <w:rPr>
+          <w:rFonts w:ascii="맑은 고딕" w:cs="맑은 고딕" w:eastAsia="맑은 고딕" w:hAnsi="맑은 고딕"/>
+          <w:sz w:val="24"/>
+          <w:szCs w:val="24"/>
+        </w:rPr>
+        <w:t xml:space="preserve">반대로 생업의 현장에서 하나님을 먼저 섬기는 성도는 세상 속의 작은 등불이 됩니다. 정직한 장부, 약속을 지키는 거래, 동료를 짓밟지 않는 경쟁은 에베소의 은장색들과 전혀 다른 길을 보여 줍니다. 우리의 일터가 우상의 공장이 아니라 예배의 자리가 되게 하십시오.</w:t>
       </w:r>
     </w:p>
     <w:p>
@@ -994,6 +1046,19 @@
     </w:p>
     <w:p>
       <w:pPr>
+        <w:spacing w:after="160" w:line="360"/>
+      </w:pPr>
+      <w:r>
+        <w:rPr>
+          <w:rFonts w:ascii="맑은 고딕" w:cs="맑은 고딕" w:eastAsia="맑은 고딕" w:hAnsi="맑은 고딕"/>
+          <w:sz w:val="24"/>
+          <w:szCs w:val="24"/>
+        </w:rPr>
+        <w:t xml:space="preserve">흥미로운 것은 은행이 무너진 직후 당국이 예금 보호를 선언하자 소동이 빠르게 가라앉았다는 사실입니다. 믿을 만한 권위의 한마디가 군중을 진정시켰습니다. 하물며 만왕의 왕이신 그리스도께서 “내가 너희와 함께 있으리라”고 약속하셨다면 우리가 무엇을 두려워하겠습니까?</w:t>
+      </w:r>
+    </w:p>
+    <w:p>
+      <w:pPr>
         <w:spacing w:after="80"/>
       </w:pPr>
       <w:r>
@@ -1041,6 +1106,19 @@
           <w:szCs w:val="24"/>
         </w:rPr>
         <w:t xml:space="preserve">우리가 할 일은 군중을 따라 소리 지르는 것이 아니라 히스기야처럼 하나님 앞에 엎드리는 것입니다. 걱정의 편지를 주님 앞에 펴 놓으십시오. 그리고 세상의 소문보다 하나님의 말씀을 먼저 들으십시오. 또한 교회가 세상에서 비방을 받을 때, 정말로 비난받을 만한 죄가 있다면 겸손히 회개하십시오. 그러나 복음 때문에 받는 비난이라면 담대하십시오. 하나님은 오늘도 자기 교회를 지키십니다.</w:t>
+      </w:r>
+    </w:p>
+    <w:p>
+      <w:pPr>
+        <w:spacing w:after="160" w:line="360"/>
+      </w:pPr>
+      <w:r>
+        <w:rPr>
+          <w:rFonts w:ascii="맑은 고딕" w:cs="맑은 고딕" w:eastAsia="맑은 고딕" w:hAnsi="맑은 고딕"/>
+          <w:sz w:val="24"/>
+          <w:szCs w:val="24"/>
+        </w:rPr>
+        <w:t xml:space="preserve">그리고 교회가 보호받은 이유를 잊지 마십시오. 하나님은 교회를 편안하게 하시려고만 지키시는 것이 아니라 말씀이 계속 전해지게 하시려고 지키십니다. 소동이 그친 후 바울은 다시 길을 떠났습니다. 우리도 지켜 주신 은혜에 감사하며 다시 복음을 들고 세상으로 나아가야 합니다.</w:t>
       </w:r>
     </w:p>
     <w:p>
@@ -1181,7 +1259,7 @@
           <w:sz w:val="24"/>
           <w:szCs w:val="24"/>
         </w:rPr>
-        <w:t xml:space="preserve">살아 계신 하나님 아버지, 사람의 손으로 만든 것을 의지하며 살아온 우리를 용서하여 주옵소서. 우리 마음 깊은 곳에 숨어 있는 탐심과 우상을 말씀의 빛으로 드러내 주시고, 요시야처럼 정직하게 회개하며 그것들을 내려놓게 하옵소서.</w:t>
+        <w:t xml:space="preserve">살아 계신 하나님 아버지, 사람의 손으로 만든 것을 의지하며 살아온 우리를 용서하여 주옵소서. 우리 마음 깊은 곳에 숨어 있는 탐심과 우상을 말씀의 빛으로 드러내 주시고, 요시야처럼 정직하게 회개하며 그것들을 내려놓게 하옵소서. 우리를 위해 자기 생명을 내어 주신 예수 그리스도만이 우리의 참된 풍족함이심을 고백하게 하옵소서.</w:t>
       </w:r>
     </w:p>
     <w:p>

--- a/acts-sermons/docx/57_2027-11-14_우상의도시를흔든복음_행19장21-41절.docx
+++ b/acts-sermons/docx/57_2027-11-14_우상의도시를흔든복음_행19장21-41절.docx
@@ -330,33 +330,33 @@
           <w:sz w:val="24"/>
           <w:szCs w:val="24"/>
         </w:rPr>
-        <w:t xml:space="preserve">구약에서 우상을 가장 철저하게 무너뜨린 왕을 꼽으라면 요시야를 빼놓을 수 없습니다. 열왕기하 22장과 23장에 그 이야기가 나옵니다. 요시야는 여덟 살에 왕이 되었습니다. 그의 할아버지 므낫세와 아버지 아몬 때에 유다는 우상으로 가득 찼습니다. 심지어 여호와의 성전 안에도 바알과 아세라를 위한 기구들이 들어와 있었습니다.</w:t>
-      </w:r>
-    </w:p>
-    <w:p>
-      <w:pPr>
-        <w:spacing w:after="160" w:line="360"/>
-      </w:pPr>
-      <w:r>
-        <w:rPr>
-          <w:rFonts w:ascii="맑은 고딕" w:cs="맑은 고딕" w:eastAsia="맑은 고딕" w:hAnsi="맑은 고딕"/>
-          <w:sz w:val="24"/>
-          <w:szCs w:val="24"/>
-        </w:rPr>
-        <w:t xml:space="preserve">그런데 성전을 수리하던 중 대제사장 힐기야가 율법책을 발견합니다. 서기관 사반이 그 책을 왕 앞에서 읽었을 때 요시야는 자기 옷을 찢었습니다. 말씀이 비치자 그동안 당연하게 여기던 것들이 하나님 앞에서 죄라는 사실이 드러난 것입니다. 요시야는 성전에서 우상의 기구들을 끌어내어 기드론 밭에서 불살랐습니다. 산당을 헐고, 신접한 자와 점쟁이를 제거했습니다. 성경은 그에 대해 “요시야와 같이 마음을 다하며 성품을 다하며 힘을 다하여 여호와를 향하여 모세의 모든 율법을 온전히 지킨 임금은 요시야 전에도 없었고 후에도 그와 같은 자가 없었더라”고 평가합니다.</w:t>
-      </w:r>
-    </w:p>
-    <w:p>
-      <w:pPr>
-        <w:spacing w:after="160" w:line="360"/>
-      </w:pPr>
-      <w:r>
-        <w:rPr>
-          <w:rFonts w:ascii="맑은 고딕" w:cs="맑은 고딕" w:eastAsia="맑은 고딕" w:hAnsi="맑은 고딕"/>
-          <w:sz w:val="24"/>
-          <w:szCs w:val="24"/>
-        </w:rPr>
-        <w:t xml:space="preserve">요시야의 개혁은 사람의 아이디어에서 시작되지 않았습니다. 발견된 하나님의 말씀에서 시작되었습니다. 에베소의 변화도 마찬가지였습니다. 말씀이 전해지자 우상이 흔들렸습니다. 우상을 무너뜨리는 힘은 언제나 하나님의 말씀에 있습니다.</w:t>
+        <w:t xml:space="preserve">사무엘상 4장과 5장에서 이스라엘은 블레셋과의 전쟁에서 패하고 하나님의 궤를 빼앗겼습니다. 블레셋 사람들은 승리의 전리품으로 그 궤를 아스돗에 있는 다곤의 신당으로 가져가 다곤 곁에 두었습니다. 자기들의 신이 이스라엘의 하나님을 이겼다고 자랑하려는 것이었습니다.</w:t>
+      </w:r>
+    </w:p>
+    <w:p>
+      <w:pPr>
+        <w:spacing w:after="160" w:line="360"/>
+      </w:pPr>
+      <w:r>
+        <w:rPr>
+          <w:rFonts w:ascii="맑은 고딕" w:cs="맑은 고딕" w:eastAsia="맑은 고딕" w:hAnsi="맑은 고딕"/>
+          <w:sz w:val="24"/>
+          <w:szCs w:val="24"/>
+        </w:rPr>
+        <w:t xml:space="preserve">그런데 이튿날 아침 아스돗 사람들이 일찍 일어나 보니 다곤이 여호와의 궤 앞에서 얼굴을 땅에 대고 엎드러져 있었습니다. 그들은 다곤을 일으켜 다시 제자리에 세웠습니다. 그러나 그 다음 날 아침에는 다곤이 다시 엎드러져 있었고, 그 머리와 두 손목은 끊어져 문지방에 있고 몸뚱이만 남아 있었습니다(삼상 5:3-4). 사람이 일으켜 세워 주어야 하는 신, 넘어지면 스스로 일어나지도 못하는 신이었습니다.</w:t>
+      </w:r>
+    </w:p>
+    <w:p>
+      <w:pPr>
+        <w:spacing w:after="160" w:line="360"/>
+      </w:pPr>
+      <w:r>
+        <w:rPr>
+          <w:rFonts w:ascii="맑은 고딕" w:cs="맑은 고딕" w:eastAsia="맑은 고딕" w:hAnsi="맑은 고딕"/>
+          <w:sz w:val="24"/>
+          <w:szCs w:val="24"/>
+        </w:rPr>
+        <w:t xml:space="preserve">이스라엘이 싸워 준 것이 아니었습니다. 하나님께서 친히 우상을 무너뜨리셨습니다. 사람의 손으로 만든 신은 살아 계신 하나님의 임재 앞에 설 수 없습니다. 에베소에서도 마찬가지였습니다. 바울은 아데미 신전을 약탈하거나 여신을 비방하지 않았습니다. 그는 사람의 손으로 만든 것은 신이 아니라는 복음을 전했을 뿐입니다. 그런데 말씀이 전해지자 거대한 우상 숭배의 도시가 흔들렸습니다. 우상을 무너뜨리는 힘은 언제나 살아 계신 하나님께 있습니다.</w:t>
       </w:r>
     </w:p>
     <w:p>
@@ -471,7 +471,7 @@
           <w:sz w:val="24"/>
           <w:szCs w:val="24"/>
         </w:rPr>
-        <w:t xml:space="preserve">오늘 말씀 앞에서 조용히 물어보십시오. “하나님 없이도 이것만 있으면 괜찮다고 생각하는 것이 무엇인가?” 복음이 그것을 흔들 때 두려워하지 마십시오. 하나님께서 우리를 무너뜨리려는 것이 아니라 참된 반석 위에 다시 세우시려는 것입니다. 말씀을 가까이하십시오. 요시야처럼 말씀 앞에서 옷을 찢는 정직함이 있을 때, 우상은 우리 삶에서 떠나기 시작합니다.</w:t>
+        <w:t xml:space="preserve">오늘 말씀 앞에서 조용히 물어보십시오. “하나님 없이도 이것만 있으면 괜찮다고 생각하는 것이 무엇인가?” 복음이 그것을 흔들 때 두려워하지 마십시오. 하나님께서 우리를 무너뜨리려는 것이 아니라 참된 반석 위에 다시 세우시려는 것입니다. 말씀을 가까이하십시오. 다곤이 언약궤 앞에 엎드러졌듯이, 살아 계신 하나님 앞에 정직하게 설 때, 우상은 우리 삶에서 떠나기 시작합니다.</w:t>
       </w:r>
     </w:p>
     <w:p>
@@ -647,33 +647,33 @@
           <w:sz w:val="24"/>
           <w:szCs w:val="24"/>
         </w:rPr>
-        <w:t xml:space="preserve">여호수아 7장에 아간이라는 사람이 나옵니다. 이스라엘이 여리고를 함락시켰을 때 하나님은 그 성의 물건을 바치라고 명하셨습니다. 그런데 아간은 전리품 가운데 시날산의 아름다운 외투 한 벌과 은 이백 세겔과 오십 세겔 무게의 금덩이를 보고 탐내어 가졌습니다. 그리고 그것을 자기 장막 가운데 땅속에 감추었습니다.</w:t>
-      </w:r>
-    </w:p>
-    <w:p>
-      <w:pPr>
-        <w:spacing w:after="160" w:line="360"/>
-      </w:pPr>
-      <w:r>
-        <w:rPr>
-          <w:rFonts w:ascii="맑은 고딕" w:cs="맑은 고딕" w:eastAsia="맑은 고딕" w:hAnsi="맑은 고딕"/>
-          <w:sz w:val="24"/>
-          <w:szCs w:val="24"/>
-        </w:rPr>
-        <w:t xml:space="preserve">그 결과 작은 성 아이와의 싸움에서 이스라엘은 패배했습니다. 서른여섯 명가량이 죽었고 백성의 마음이 녹아 물같이 되었습니다. 한 사람의 탐심이 온 공동체를 괴롭게 한 것입니다. 아간은 자백할 때 이렇게 말했습니다. “내가 보고 탐내어 가졌나이다.” 보고, 탐내고, 가지고, 감추는 것. 이것이 탐심이 움직이는 길입니다.</w:t>
-      </w:r>
-    </w:p>
-    <w:p>
-      <w:pPr>
-        <w:spacing w:after="160" w:line="360"/>
-      </w:pPr>
-      <w:r>
-        <w:rPr>
-          <w:rFonts w:ascii="맑은 고딕" w:cs="맑은 고딕" w:eastAsia="맑은 고딕" w:hAnsi="맑은 고딕"/>
-          <w:sz w:val="24"/>
-          <w:szCs w:val="24"/>
-        </w:rPr>
-        <w:t xml:space="preserve">아간은 겉으로는 여전히 이스라엘 백성이었습니다. 그러나 그의 마음은 금과 은에 붙들려 있었습니다. 데메드리오도 겉으로는 여신을 위한다고 외쳤지만 그의 마음은 은에 붙들려 있었습니다. 탐심은 늘 감추어지려 하고, 감추어진 탐심은 결국 공동체를 흔듭니다.</w:t>
+        <w:t xml:space="preserve">민수기 16장에는 레위 자손 고라가 다단과 아비람과 함께 모세와 아론을 거슬러 일어난 이야기가 나옵니다. 회중 가운데 이름 있는 지휘관 이백오십 명도 그들과 함께했습니다. 그들은 그럴듯한 명분을 내세웠습니다. 회중이 다 각각 거룩하고 여호와께서 그들 중에 계신데, 어찌하여 너희가 여호와의 총회 위에 스스로 높이느냐는 것이었습니다(민 16:3).</w:t>
+      </w:r>
+    </w:p>
+    <w:p>
+      <w:pPr>
+        <w:spacing w:after="160" w:line="360"/>
+      </w:pPr>
+      <w:r>
+        <w:rPr>
+          <w:rFonts w:ascii="맑은 고딕" w:cs="맑은 고딕" w:eastAsia="맑은 고딕" w:hAnsi="맑은 고딕"/>
+          <w:sz w:val="24"/>
+          <w:szCs w:val="24"/>
+        </w:rPr>
+        <w:t xml:space="preserve">겉으로는 거룩한 평등을 외쳤지만 모세는 그 속을 꿰뚫어 보았습니다. 하나님께서 이미 고라에게 성막에서 봉사하는 귀한 직분을 주셨는데, 너희가 제사장의 직분까지 구하느냐고 물었습니다(민 16:9-10). 다단과 아비람은 모세가 자기들을 젖과 꿀이 흐르는 땅에 인도하지도 않았고 밭도 포도원도 기업으로 주지 않았다고 불평했습니다(민 16:14). 거룩한 명분 뒤에 감추어진 것은 자리와 몫에 대한 욕심이었습니다.</w:t>
+      </w:r>
+    </w:p>
+    <w:p>
+      <w:pPr>
+        <w:spacing w:after="160" w:line="360"/>
+      </w:pPr>
+      <w:r>
+        <w:rPr>
+          <w:rFonts w:ascii="맑은 고딕" w:cs="맑은 고딕" w:eastAsia="맑은 고딕" w:hAnsi="맑은 고딕"/>
+          <w:sz w:val="24"/>
+          <w:szCs w:val="24"/>
+        </w:rPr>
+        <w:t xml:space="preserve">결국 땅이 입을 열어 그들과 그들에게 속한 사람들과 재물을 삼켰습니다(민 16:32). 하나님은 명분이 아니라 마음을 보십니다. 에베소의 데메드리오도 겉으로는 큰 여신 아데미의 위엄이 떨어질까 걱정한다고 외쳤습니다. 그러나 그가 동료들을 모아 먼저 꺼낸 말은 자기들의 풍족한 생활이 이 생업에서 나온다는 것이었습니다. 종교적인 구호 뒤에 생계와 이익에 대한 집착이 숨어 있었습니다. 우상 숭배는 언제나 거룩해 보이는 옷을 입고 우리의 욕심을 감춥니다.</w:t>
       </w:r>
     </w:p>
     <w:p>
@@ -788,7 +788,7 @@
           <w:sz w:val="24"/>
           <w:szCs w:val="24"/>
         </w:rPr>
-        <w:t xml:space="preserve">직장과 사업은 하나님이 주신 소중한 부르심입니다. 그러나 생업이 주인이 되면 그것은 우상이 됩니다. 이번 한 주간 지갑과 통장과 업무 일정을 주님 앞에 펼쳐 놓으십시오. 내가 돈을 섬기는지, 돈으로 하나님을 섬기는지 점검하십시오. 감추어진 탐심이 있다면 아간처럼 끝까지 숨기지 말고 지금 주님께 자백하십시오. 주님은 자백하는 자를 용서하시고 새롭게 하십니다.</w:t>
+        <w:t xml:space="preserve">직장과 사업은 하나님이 주신 소중한 부르심입니다. 그러나 생업이 주인이 되면 그것은 우상이 됩니다. 이번 한 주간 지갑과 통장과 업무 일정을 주님 앞에 펼쳐 놓으십시오. 내가 돈을 섬기는지, 돈으로 하나님을 섬기는지 점검하십시오. 감추어진 탐심이 있다면 고라처럼 거룩한 명분 뒤에 숨기지 말고 지금 주님께 자백하십시오. 주님은 자백하는 자를 용서하시고 새롭게 하십니다.</w:t>
       </w:r>
     </w:p>
     <w:p>
@@ -964,33 +964,33 @@
           <w:sz w:val="24"/>
           <w:szCs w:val="24"/>
         </w:rPr>
-        <w:t xml:space="preserve">열왕기하 18장과 19장에는 앗수르 왕 산헤립이 예루살렘을 포위한 이야기가 나옵니다. 당시 앗수르는 세계 최강의 제국이었습니다. 산헤립의 신하 랍사게는 성벽 앞에서 백성이 다 들을 수 있도록 유다 말로 외쳤습니다. 다른 나라의 신들도 앗수르 왕의 손에서 자기 땅을 구원하지 못했는데 너희 하나님이 너희를 어떻게 구원하겠느냐고 조롱했습니다.</w:t>
-      </w:r>
-    </w:p>
-    <w:p>
-      <w:pPr>
-        <w:spacing w:after="160" w:line="360"/>
-      </w:pPr>
-      <w:r>
-        <w:rPr>
-          <w:rFonts w:ascii="맑은 고딕" w:cs="맑은 고딕" w:eastAsia="맑은 고딕" w:hAnsi="맑은 고딕"/>
-          <w:sz w:val="24"/>
-          <w:szCs w:val="24"/>
-        </w:rPr>
-        <w:t xml:space="preserve">히스기야 왕은 그 위협의 편지를 받고 여호와의 성전으로 올라가 하나님 앞에 그 편지를 펴 놓고 기도했습니다. 그는 이렇게 기도했습니다. “우리 하나님 여호와여 원하건대 이제 우리를 그의 손에서 구원하옵소서 그리하시면 천하 만국이 주 여호와가 홀로 하나님이신 줄 알리이다.”</w:t>
-      </w:r>
-    </w:p>
-    <w:p>
-      <w:pPr>
-        <w:spacing w:after="160" w:line="360"/>
-      </w:pPr>
-      <w:r>
-        <w:rPr>
-          <w:rFonts w:ascii="맑은 고딕" w:cs="맑은 고딕" w:eastAsia="맑은 고딕" w:hAnsi="맑은 고딕"/>
-          <w:sz w:val="24"/>
-          <w:szCs w:val="24"/>
-        </w:rPr>
-        <w:t xml:space="preserve">하나님은 선지자 이사야를 통해 응답하셨고, 그 밤에 여호와의 사자가 앗수르 진영을 치셨습니다. 산헤립은 칼 한 번 휘두르지 못하고 돌아갔습니다. 세상의 소란이 아무리 커도, 하나님께서 자기 백성을 지키기로 하시면 그 누구도 그 성을 무너뜨릴 수 없습니다. 에베소의 극장에서도 하나님은 똑같이 일하셨습니다.</w:t>
+        <w:t xml:space="preserve">사무엘상 7장에서 이스라엘은 오랜 세월 블레셋의 압제 아래 있었습니다. 사무엘은 백성에게 이방 신들과 아스다롯을 버리고 마음을 여호와께로 향하라고 했습니다. 백성은 미스바에 모여 물을 길어 여호와 앞에 붓고 금식하며, 우리가 여호와께 범죄하였다고 고백했습니다.</w:t>
+      </w:r>
+    </w:p>
+    <w:p>
+      <w:pPr>
+        <w:spacing w:after="160" w:line="360"/>
+      </w:pPr>
+      <w:r>
+        <w:rPr>
+          <w:rFonts w:ascii="맑은 고딕" w:cs="맑은 고딕" w:eastAsia="맑은 고딕" w:hAnsi="맑은 고딕"/>
+          <w:sz w:val="24"/>
+          <w:szCs w:val="24"/>
+        </w:rPr>
+        <w:t xml:space="preserve">그런데 바로 그때 블레셋 방백들이 이스라엘이 미스바에 모였다는 소식을 듣고 치러 올라왔습니다. 회개의 자리가 순식간에 공포의 자리가 되었습니다. 백성은 두려워하며 사무엘에게 우리를 위하여 우리 하나님 여호와께 쉬지 말고 부르짖어 달라고 간청했습니다. 사무엘은 젖 먹는 어린 양을 온전한 번제로 드리고 이스라엘을 위해 여호와께 부르짖었습니다.</w:t>
+      </w:r>
+    </w:p>
+    <w:p>
+      <w:pPr>
+        <w:spacing w:after="160" w:line="360"/>
+      </w:pPr>
+      <w:r>
+        <w:rPr>
+          <w:rFonts w:ascii="맑은 고딕" w:cs="맑은 고딕" w:eastAsia="맑은 고딕" w:hAnsi="맑은 고딕"/>
+          <w:sz w:val="24"/>
+          <w:szCs w:val="24"/>
+        </w:rPr>
+        <w:t xml:space="preserve">사무엘이 번제를 드릴 때 블레셋 사람들이 싸우려고 가까이 왔습니다. 그러나 그날에 여호와께서 블레셋 사람에게 큰 우레를 발하여 그들을 어지럽게 하시니 그들이 이스라엘 앞에 패하였습니다(삼상 7:10). 사무엘은 돌을 취하여 미스바와 센 사이에 세우고 그 이름을 에벤에셀이라 하며, 여호와께서 여기까지 우리를 도우셨다고 고백했습니다(삼상 7:12). 소동이 아무리 커도 하나님께서 자기 백성을 지키기로 하시면 그 누구도 그들을 삼킬 수 없습니다. 에베소의 극장에서도 하나님은 똑같이 일하셨습니다.</w:t>
       </w:r>
     </w:p>
     <w:p>
@@ -1105,7 +1105,7 @@
           <w:sz w:val="24"/>
           <w:szCs w:val="24"/>
         </w:rPr>
-        <w:t xml:space="preserve">우리가 할 일은 군중을 따라 소리 지르는 것이 아니라 히스기야처럼 하나님 앞에 엎드리는 것입니다. 걱정의 편지를 주님 앞에 펴 놓으십시오. 그리고 세상의 소문보다 하나님의 말씀을 먼저 들으십시오. 또한 교회가 세상에서 비방을 받을 때, 정말로 비난받을 만한 죄가 있다면 겸손히 회개하십시오. 그러나 복음 때문에 받는 비난이라면 담대하십시오. 하나님은 오늘도 자기 교회를 지키십니다.</w:t>
+        <w:t xml:space="preserve">우리가 할 일은 군중을 따라 소리 지르는 것이 아니라 미스바의 사무엘처럼 하나님 앞에 부르짖는 것입니다. 걱정을 주님 앞에 펴 놓으십시오. 그리고 세상의 소문보다 하나님의 말씀을 먼저 들으십시오. 또한 교회가 세상에서 비방을 받을 때, 정말로 비난받을 만한 죄가 있다면 겸손히 회개하십시오. 그러나 복음 때문에 받는 비난이라면 담대하십시오. 하나님은 오늘도 자기 교회를 지키십니다.</w:t>
       </w:r>
     </w:p>
     <w:p>
@@ -1259,7 +1259,7 @@
           <w:sz w:val="24"/>
           <w:szCs w:val="24"/>
         </w:rPr>
-        <w:t xml:space="preserve">살아 계신 하나님 아버지, 사람의 손으로 만든 것을 의지하며 살아온 우리를 용서하여 주옵소서. 우리 마음 깊은 곳에 숨어 있는 탐심과 우상을 말씀의 빛으로 드러내 주시고, 요시야처럼 정직하게 회개하며 그것들을 내려놓게 하옵소서. 우리를 위해 자기 생명을 내어 주신 예수 그리스도만이 우리의 참된 풍족함이심을 고백하게 하옵소서.</w:t>
+        <w:t xml:space="preserve">살아 계신 하나님 아버지, 사람의 손으로 만든 것을 의지하며 살아온 우리를 용서하여 주옵소서. 우리 마음 깊은 곳에 숨어 있는 탐심과 우상을 말씀의 빛으로 드러내 주시고, 정직하게 회개하며 그것들을 내려놓게 하옵소서. 우리를 위해 자기 생명을 내어 주신 예수 그리스도만이 우리의 참된 풍족함이심을 고백하게 하옵소서.</w:t>
       </w:r>
     </w:p>
     <w:p>

--- a/acts-sermons/docx/57_2027-11-14_우상의도시를흔든복음_행19장21-41절.docx
+++ b/acts-sermons/docx/57_2027-11-14_우상의도시를흔든복음_행19장21-41절.docx
@@ -394,7 +394,7 @@
           <w:sz w:val="24"/>
           <w:szCs w:val="24"/>
         </w:rPr>
-        <w:t xml:space="preserve">1866년 여름, 영국 웨일스 출신의 젊은 선교사 로버트 저메인 토마스는 미국 상선 제너럴셔먼호를 타고 대동강을 거슬러 올라갔습니다. 당시 조선은 서양의 종교를 엄격히 금하던 나라였습니다. 배는 평양 근처에서 충돌 끝에 불탔고, 토마스는 스물일곱 살의 나이로 그곳에서 목숨을 잃었습니다. 그는 마지막 순간까지 가지고 간 한문 성경을 사람들에게 건넸다고 전해집니다.</w:t>
+        <w:t xml:space="preserve">1866년 여름, 영국 웨일스 출신의 젊은 선교사 로버트 저메인 토마스는 미국 상선 제너럴셔먼호를 타고 대동강을 거슬러 올라갔습니다. 당시 조선은 서양의 종교를 엄격히 금하던 나라였습니다. 배는 평양 근처에서 충돌 끝에 불탔고, 토마스는 이십 대 후반의 젊은 나이로 그곳에서 목숨을 잃었습니다. 그는 마지막 순간까지 가지고 간 한문 성경을 사람들에게 건넸다고 전해집니다.</w:t>
       </w:r>
     </w:p>
     <w:p>
@@ -1054,7 +1054,7 @@
           <w:sz w:val="24"/>
           <w:szCs w:val="24"/>
         </w:rPr>
-        <w:t xml:space="preserve">흥미로운 것은 은행이 무너진 직후 당국이 예금 보호를 선언하자 소동이 빠르게 가라앉았다는 사실입니다. 믿을 만한 권위의 한마디가 군중을 진정시켰습니다. 하물며 만왕의 왕이신 그리스도께서 “내가 너희와 함께 있으리라”고 약속하셨다면 우리가 무엇을 두려워하겠습니까?</w:t>
+        <w:t xml:space="preserve">흥미로운 것은 은행이 무너진 직후 당국이 예금 보호를 선언하자 소동이 빠르게 가라앉았다는 사실입니다. 믿을 만한 권위의 한마디가 군중을 진정시켰습니다. 하물며 만왕의 왕이신 그리스도께서 “볼지어다 내가 세상 끝날까지 너희와 항상 함께 있으리라”(마 28:20)고 약속하셨다면 우리가 무엇을 두려워하겠습니까?</w:t>
       </w:r>
     </w:p>
     <w:p>
@@ -1092,7 +1092,7 @@
           <w:sz w:val="24"/>
           <w:szCs w:val="24"/>
         </w:rPr>
-        <w:t xml:space="preserve">사랑하는 성도 여러분, 우리 시대에도 교회를 향한 소동이 끊이지 않습니다. 비난과 조롱이 쏟아지고 때로는 교회가 사라질 것처럼 보일 때도 있습니다. 그러나 두려워하지 마십시오. 예수님은 “내가 이 반석 위에 내 교회를 세우리니 음부의 권세가 이기지 못하리라”고 약속하셨습니다.</w:t>
+        <w:t xml:space="preserve">사랑하는 성도 여러분, 우리 시대에도 교회를 향한 소동이 끊이지 않습니다. 비난과 조롱이 쏟아지고 때로는 교회가 사라질 것처럼 보일 때도 있습니다. 그러나 두려워하지 마십시오. 예수님은 “내가 이 반석 위에 내 교회를 세우리니 음부의 권세가 이기지 못하리라”고 약속하셨습니다(마 16:18).</w:t>
       </w:r>
     </w:p>
     <w:p>
